--- a/tillsyn/A 45663-2024 tillsynsbegäran.docx
+++ b/tillsyn/A 45663-2024 tillsynsbegäran.docx
@@ -1269,7 +1269,7 @@
     <w:r>
       <w:tab/>
       <w:tab/>
-      <w:t>2026-09-14</w:t>
+      <w:t>2026-09-15</w:t>
       <w:br/>
       <w:br/>
     </w:r>

--- a/tillsyn/A 45663-2024 tillsynsbegäran.docx
+++ b/tillsyn/A 45663-2024 tillsynsbegäran.docx
@@ -1269,7 +1269,7 @@
     <w:r>
       <w:tab/>
       <w:tab/>
-      <w:t>2026-09-15</w:t>
+      <w:t>2026-09-16</w:t>
       <w:br/>
       <w:br/>
     </w:r>

--- a/tillsyn/A 45663-2024 tillsynsbegäran.docx
+++ b/tillsyn/A 45663-2024 tillsynsbegäran.docx
@@ -65,7 +65,7 @@
     </w:p>
     <w:p>
       <w:r>
-        <w:t>I och inom 25 meter från avverkningsanmälan finns fynd av 40 naturvårdsarter, varav 26 är rödlistade, 6 är fridlysta, 9 är typiska (T) och 8 är signalarter (S): goliatmusseron (VU, T), jättemusseron (VU), lakritsmusseron (VU, T), lateritticka (VU), skrovlig taggsvamp (VU), smalfotad taggsvamp (VU), spadskinn (VU), tajgataggsvamp (VU), tallgråticka (VU), torrmusseron (VU), violett fingersvamp (VU), blå taggsvamp (NT, T), dropptaggsvamp (NT, T), klofibbla (NT), ljus ängsfingersvamp (NT), mjölsvärting (NT), motaggsvamp (NT, T), orange taggsvamp (NT, T), Phellodon aquiloniniger (NT), skarp dropptaggsvamp (NT), sparvuggla (NT, §4), tallkötticka (NT), tallriska (NT), talltita (NT, §4), vaddporing (NT), vitplätt (NT), broskvaxing (S), fjällig jordtunga (S), honungsvaxing (S), sprödvaxing (S), svart jordtunga (S), vitvaxing agg. (S), ängsfingersvamp (S), ängsvaxing agg. (S), spillkråka (T, §4), svart taggsvamp agg. (T), tallört (aggregat) (T), kungsfågel (§4), huggorm (§6) och vanlig padda (§6). Se Figur 1.</w:t>
+        <w:t>I och inom 25 meter från avverkningsanmälan finns fynd av 41 naturvårdsarter, varav 27 är rödlistade, 6 är fridlysta, 9 är typiska (T) och 8 är signalarter (S): goliatmusseron (VU, T), jättemusseron (VU), lakritsmusseron (VU, T), lateritticka (VU), skrovlig taggsvamp (VU), smalfotad taggsvamp (VU), spadskinn (VU), tajgataggsvamp (VU), tallgråticka (VU), torrmusseron (VU), violett fingersvamp (VU), blå taggsvamp (NT, T), dropptaggsvamp (NT, T), hornvaxskinn (NT), klofibbla (NT), ljus ängsfingersvamp (NT), mjölsvärting (NT), motaggsvamp (NT, T), orange taggsvamp (NT, T), Phellodon aquiloniniger (NT), skarp dropptaggsvamp (NT), sparvuggla (NT, §4), tallkötticka (NT), tallriska (NT), talltita (NT, §4), vaddporing (NT), vitplätt (NT), broskvaxing (S), fjällig jordtunga (S), honungsvaxing (S), sprödvaxing (S), svart jordtunga (S), vitvaxing agg. (S), ängsfingersvamp (S), ängsvaxing agg. (S), spillkråka (T, §4), svart taggsvamp agg. (T), tallört (aggregat) (T), kungsfågel (§4), huggorm (§6) och vanlig padda (§6). Se Figur 1.</w:t>
       </w:r>
     </w:p>
     <w:p>
@@ -299,6 +299,17 @@
       </w:r>
       <w:r>
         <w:t>(SLU Artdatabanken, 2026).</w:t>
+      </w:r>
+    </w:p>
+    <w:p>
+      <w:r>
+        <w:rPr>
+          <w:b/>
+        </w:rPr>
+        <w:t xml:space="preserve">Hornvaxskinn (NT) </w:t>
+      </w:r>
+      <w:r>
+        <w:t>påträffas på gamla senvuxna, torra och hårda lågor i gamla naturskogsartade eller plockhuggna tallskogar i norra Sverige. Arten hotas av avverkning av naturskogsartade tallskogar och uttag av torrakor till timring av byggnader. Avverkning av naturskogsliknande tallskogar bör ej förekomma (SLU Artdatabanken, 2024).</w:t>
       </w:r>
     </w:p>
     <w:p>
@@ -1269,7 +1280,7 @@
     <w:r>
       <w:tab/>
       <w:tab/>
-      <w:t>2026-09-16</w:t>
+      <w:t>2026-09-17</w:t>
       <w:br/>
       <w:br/>
     </w:r>

--- a/tillsyn/A 45663-2024 tillsynsbegäran.docx
+++ b/tillsyn/A 45663-2024 tillsynsbegäran.docx
@@ -1280,7 +1280,7 @@
     <w:r>
       <w:tab/>
       <w:tab/>
-      <w:t>2026-09-17</w:t>
+      <w:t>2026-09-18</w:t>
       <w:br/>
       <w:br/>
     </w:r>

--- a/tillsyn/A 45663-2024 tillsynsbegäran.docx
+++ b/tillsyn/A 45663-2024 tillsynsbegäran.docx
@@ -1280,7 +1280,7 @@
     <w:r>
       <w:tab/>
       <w:tab/>
-      <w:t>2026-09-18</w:t>
+      <w:t>2026-09-19</w:t>
       <w:br/>
       <w:br/>
     </w:r>

--- a/tillsyn/A 45663-2024 tillsynsbegäran.docx
+++ b/tillsyn/A 45663-2024 tillsynsbegäran.docx
@@ -1280,7 +1280,7 @@
     <w:r>
       <w:tab/>
       <w:tab/>
-      <w:t>2026-09-19</w:t>
+      <w:t>2026-09-21</w:t>
       <w:br/>
       <w:br/>
     </w:r>

--- a/tillsyn/A 45663-2024 tillsynsbegäran.docx
+++ b/tillsyn/A 45663-2024 tillsynsbegäran.docx
@@ -65,7 +65,7 @@
     </w:p>
     <w:p>
       <w:r>
-        <w:t>I och inom 25 meter från avverkningsanmälan finns fynd av 41 naturvårdsarter, varav 27 är rödlistade, 6 är fridlysta, 9 är typiska (T) och 8 är signalarter (S): goliatmusseron (VU, T), jättemusseron (VU), lakritsmusseron (VU, T), lateritticka (VU), skrovlig taggsvamp (VU), smalfotad taggsvamp (VU), spadskinn (VU), tajgataggsvamp (VU), tallgråticka (VU), torrmusseron (VU), violett fingersvamp (VU), blå taggsvamp (NT, T), dropptaggsvamp (NT, T), hornvaxskinn (NT), klofibbla (NT), ljus ängsfingersvamp (NT), mjölsvärting (NT), motaggsvamp (NT, T), orange taggsvamp (NT, T), Phellodon aquiloniniger (NT), skarp dropptaggsvamp (NT), sparvuggla (NT, §4), tallkötticka (NT), tallriska (NT), talltita (NT, §4), vaddporing (NT), vitplätt (NT), broskvaxing (S), fjällig jordtunga (S), honungsvaxing (S), sprödvaxing (S), svart jordtunga (S), vitvaxing agg. (S), ängsfingersvamp (S), ängsvaxing agg. (S), spillkråka (T, §4), svart taggsvamp agg. (T), tallört (aggregat) (T), kungsfågel (§4), huggorm (§6) och vanlig padda (§6). Se Figur 1.</w:t>
+        <w:t>I och inom 25 meter från avverkningsanmälan finns fynd av 41 naturvårdsarter, varav 26 är rödlistade, 6 är fridlysta, 10 är typiska (T) och 9 är signalarter (S): goliatmusseron (VU, T), jättemusseron (VU), lakritsmusseron (VU, T), lateritticka (VU), skrovlig taggsvamp (VU), smalfotad taggsvamp (VU), spadskinn (VU), tajgataggsvamp (VU), tallgråticka (VU), torrmusseron (VU), violett fingersvamp (VU), blå taggsvamp (NT, T), dropptaggsvamp (NT, T), klofibbla (NT), ljus ängsfingersvamp (NT), mjölsvärting (NT), motaggsvamp (NT, T), orange taggsvamp (NT, T), Phellodon aquiloniniger (NT), skarp dropptaggsvamp (NT), sparvuggla (NT, §4), tallkötticka (NT), tallriska (NT), talltita (NT, §4), vaddporing (NT), vitplätt (NT), broskvaxing (S), fjällig jordtunga (S), honungsvaxing (S), nästlav (S, T), sprödvaxing (S), svart jordtunga (S), vitvaxing agg. (S), ängsfingersvamp (S), ängsvaxing agg. (S), spillkråka (T, §4), svart taggsvamp agg. (T), tallört (aggregat) (T), kungsfågel (§4), huggorm (§6) och vanlig padda (§6). Se Figur 1.</w:t>
       </w:r>
     </w:p>
     <w:p>
@@ -306,17 +306,6 @@
         <w:rPr>
           <w:b/>
         </w:rPr>
-        <w:t xml:space="preserve">Hornvaxskinn (NT) </w:t>
-      </w:r>
-      <w:r>
-        <w:t>påträffas på gamla senvuxna, torra och hårda lågor i gamla naturskogsartade eller plockhuggna tallskogar i norra Sverige. Arten hotas av avverkning av naturskogsartade tallskogar och uttag av torrakor till timring av byggnader. Avverkning av naturskogsliknande tallskogar bör ej förekomma (SLU Artdatabanken, 2024).</w:t>
-      </w:r>
-    </w:p>
-    <w:p>
-      <w:r>
-        <w:rPr>
-          <w:b/>
-        </w:rPr>
         <w:t xml:space="preserve">Ljus ängsfingersvamp (NT) </w:t>
       </w:r>
       <w:r>
@@ -483,6 +472,26 @@
         <w:rPr>
           <w:b/>
         </w:rPr>
+        <w:t>Nästlav</w:t>
+      </w:r>
+      <w:r>
+        <w:t xml:space="preserve"> indikerar söder om den naturliga norrlandsgränsen äldre barrskogsområden med höga naturvärden där andra ovanliga nordliga barrskogsarter kan påträffas. Nästlav är typisk art för </w:t>
+      </w:r>
+      <w:r>
+        <w:rPr>
+          <w:i/>
+        </w:rPr>
+        <w:t xml:space="preserve">9010 Taiga </w:t>
+      </w:r>
+      <w:r>
+        <w:t>(Nitare &amp; Skogsstyrelsen, 2019; SLU Artdatabanken, 2025).</w:t>
+      </w:r>
+    </w:p>
+    <w:p>
+      <w:r>
+        <w:rPr>
+          <w:b/>
+        </w:rPr>
         <w:t>Spillkråka (§4)</w:t>
       </w:r>
       <w:r>
@@ -591,7 +600,7 @@
     </w:p>
     <w:p>
       <w:r>
-        <w:t>Följande typiska arter har sina livsmiljöer och växtplatser i den avverkningsanmälda skogen: goliatmusseron (VU, T), lakritsmusseron (VU, T), blå taggsvamp (NT, T), dropptaggsvamp (NT, T), motaggsvamp (NT, T), orange taggsvamp (NT, T), spillkråka (T, §4), svart taggsvamp agg. (T) och tallört (aggregat) (T).</w:t>
+        <w:t>Följande typiska arter har sina livsmiljöer och växtplatser i den avverkningsanmälda skogen: goliatmusseron (VU, T), lakritsmusseron (VU, T), blå taggsvamp (NT, T), dropptaggsvamp (NT, T), motaggsvamp (NT, T), orange taggsvamp (NT, T), nästlav (S, T), spillkråka (T, §4), svart taggsvamp agg. (T) och tallört (aggregat) (T).</w:t>
       </w:r>
     </w:p>
     <w:p>
@@ -1280,7 +1289,7 @@
     <w:r>
       <w:tab/>
       <w:tab/>
-      <w:t>2026-09-21</w:t>
+      <w:t>2026-09-23</w:t>
       <w:br/>
       <w:br/>
     </w:r>

--- a/tillsyn/A 45663-2024 tillsynsbegäran.docx
+++ b/tillsyn/A 45663-2024 tillsynsbegäran.docx
@@ -1289,7 +1289,7 @@
     <w:r>
       <w:tab/>
       <w:tab/>
-      <w:t>2026-09-23</w:t>
+      <w:t>2026-09-24</w:t>
       <w:br/>
       <w:br/>
     </w:r>

--- a/tillsyn/A 45663-2024 tillsynsbegäran.docx
+++ b/tillsyn/A 45663-2024 tillsynsbegäran.docx
@@ -1289,7 +1289,7 @@
     <w:r>
       <w:tab/>
       <w:tab/>
-      <w:t>2026-09-24</w:t>
+      <w:t>2026-09-25</w:t>
       <w:br/>
       <w:br/>
     </w:r>

--- a/tillsyn/A 45663-2024 tillsynsbegäran.docx
+++ b/tillsyn/A 45663-2024 tillsynsbegäran.docx
@@ -1289,7 +1289,7 @@
     <w:r>
       <w:tab/>
       <w:tab/>
-      <w:t>2026-09-25</w:t>
+      <w:t>2026-09-26</w:t>
       <w:br/>
       <w:br/>
     </w:r>

--- a/tillsyn/A 45663-2024 tillsynsbegäran.docx
+++ b/tillsyn/A 45663-2024 tillsynsbegäran.docx
@@ -1289,7 +1289,7 @@
     <w:r>
       <w:tab/>
       <w:tab/>
-      <w:t>2026-09-26</w:t>
+      <w:t>2026-09-27</w:t>
       <w:br/>
       <w:br/>
     </w:r>

--- a/tillsyn/A 45663-2024 tillsynsbegäran.docx
+++ b/tillsyn/A 45663-2024 tillsynsbegäran.docx
@@ -1289,7 +1289,7 @@
     <w:r>
       <w:tab/>
       <w:tab/>
-      <w:t>2026-09-27</w:t>
+      <w:t>2026-09-28</w:t>
       <w:br/>
       <w:br/>
     </w:r>

--- a/tillsyn/A 45663-2024 tillsynsbegäran.docx
+++ b/tillsyn/A 45663-2024 tillsynsbegäran.docx
@@ -1289,7 +1289,7 @@
     <w:r>
       <w:tab/>
       <w:tab/>
-      <w:t>2026-09-28</w:t>
+      <w:t>2026-09-29</w:t>
       <w:br/>
       <w:br/>
     </w:r>

--- a/tillsyn/A 45663-2024 tillsynsbegäran.docx
+++ b/tillsyn/A 45663-2024 tillsynsbegäran.docx
@@ -1289,7 +1289,7 @@
     <w:r>
       <w:tab/>
       <w:tab/>
-      <w:t>2026-09-29</w:t>
+      <w:t>2026-09-30</w:t>
       <w:br/>
       <w:br/>
     </w:r>

--- a/tillsyn/A 45663-2024 tillsynsbegäran.docx
+++ b/tillsyn/A 45663-2024 tillsynsbegäran.docx
@@ -1289,7 +1289,7 @@
     <w:r>
       <w:tab/>
       <w:tab/>
-      <w:t>2026-09-30</w:t>
+      <w:t>2026-10-01</w:t>
       <w:br/>
       <w:br/>
     </w:r>

--- a/tillsyn/A 45663-2024 tillsynsbegäran.docx
+++ b/tillsyn/A 45663-2024 tillsynsbegäran.docx
@@ -1289,7 +1289,7 @@
     <w:r>
       <w:tab/>
       <w:tab/>
-      <w:t>2026-10-01</w:t>
+      <w:t>2026-10-02</w:t>
       <w:br/>
       <w:br/>
     </w:r>

--- a/tillsyn/A 45663-2024 tillsynsbegäran.docx
+++ b/tillsyn/A 45663-2024 tillsynsbegäran.docx
@@ -1289,7 +1289,7 @@
     <w:r>
       <w:tab/>
       <w:tab/>
-      <w:t>2026-10-02</w:t>
+      <w:t>2026-10-03</w:t>
       <w:br/>
       <w:br/>
     </w:r>

--- a/tillsyn/A 45663-2024 tillsynsbegäran.docx
+++ b/tillsyn/A 45663-2024 tillsynsbegäran.docx
@@ -1289,7 +1289,7 @@
     <w:r>
       <w:tab/>
       <w:tab/>
-      <w:t>2026-10-03</w:t>
+      <w:t>2026-10-04</w:t>
       <w:br/>
       <w:br/>
     </w:r>

--- a/tillsyn/A 45663-2024 tillsynsbegäran.docx
+++ b/tillsyn/A 45663-2024 tillsynsbegäran.docx
@@ -1289,7 +1289,7 @@
     <w:r>
       <w:tab/>
       <w:tab/>
-      <w:t>2026-10-04</w:t>
+      <w:t>2026-10-05</w:t>
       <w:br/>
       <w:br/>
     </w:r>

--- a/tillsyn/A 45663-2024 tillsynsbegäran.docx
+++ b/tillsyn/A 45663-2024 tillsynsbegäran.docx
@@ -1289,7 +1289,7 @@
     <w:r>
       <w:tab/>
       <w:tab/>
-      <w:t>2026-10-05</w:t>
+      <w:t>2026-10-06</w:t>
       <w:br/>
       <w:br/>
     </w:r>

--- a/tillsyn/A 45663-2024 tillsynsbegäran.docx
+++ b/tillsyn/A 45663-2024 tillsynsbegäran.docx
@@ -1289,7 +1289,7 @@
     <w:r>
       <w:tab/>
       <w:tab/>
-      <w:t>2026-10-06</w:t>
+      <w:t>2026-10-07</w:t>
       <w:br/>
       <w:br/>
     </w:r>

--- a/tillsyn/A 45663-2024 tillsynsbegäran.docx
+++ b/tillsyn/A 45663-2024 tillsynsbegäran.docx
@@ -1289,7 +1289,7 @@
     <w:r>
       <w:tab/>
       <w:tab/>
-      <w:t>2026-10-07</w:t>
+      <w:t>2026-10-08</w:t>
       <w:br/>
       <w:br/>
     </w:r>

--- a/tillsyn/A 45663-2024 tillsynsbegäran.docx
+++ b/tillsyn/A 45663-2024 tillsynsbegäran.docx
@@ -1289,7 +1289,7 @@
     <w:r>
       <w:tab/>
       <w:tab/>
-      <w:t>2026-10-08</w:t>
+      <w:t>2026-10-09</w:t>
       <w:br/>
       <w:br/>
     </w:r>

--- a/tillsyn/A 45663-2024 tillsynsbegäran.docx
+++ b/tillsyn/A 45663-2024 tillsynsbegäran.docx
@@ -1289,7 +1289,7 @@
     <w:r>
       <w:tab/>
       <w:tab/>
-      <w:t>2026-10-09</w:t>
+      <w:t>2026-10-10</w:t>
       <w:br/>
       <w:br/>
     </w:r>

--- a/tillsyn/A 45663-2024 tillsynsbegäran.docx
+++ b/tillsyn/A 45663-2024 tillsynsbegäran.docx
@@ -1289,7 +1289,7 @@
     <w:r>
       <w:tab/>
       <w:tab/>
-      <w:t>2026-10-10</w:t>
+      <w:t>2026-10-11</w:t>
       <w:br/>
       <w:br/>
     </w:r>

--- a/tillsyn/A 45663-2024 tillsynsbegäran.docx
+++ b/tillsyn/A 45663-2024 tillsynsbegäran.docx
@@ -1289,7 +1289,7 @@
     <w:r>
       <w:tab/>
       <w:tab/>
-      <w:t>2026-10-11</w:t>
+      <w:t>2026-10-12</w:t>
       <w:br/>
       <w:br/>
     </w:r>

--- a/tillsyn/A 45663-2024 tillsynsbegäran.docx
+++ b/tillsyn/A 45663-2024 tillsynsbegäran.docx
@@ -1289,7 +1289,7 @@
     <w:r>
       <w:tab/>
       <w:tab/>
-      <w:t>2026-10-12</w:t>
+      <w:t>2026-10-13</w:t>
       <w:br/>
       <w:br/>
     </w:r>

--- a/tillsyn/A 45663-2024 tillsynsbegäran.docx
+++ b/tillsyn/A 45663-2024 tillsynsbegäran.docx
@@ -1289,7 +1289,7 @@
     <w:r>
       <w:tab/>
       <w:tab/>
-      <w:t>2026-10-13</w:t>
+      <w:t>2026-10-14</w:t>
       <w:br/>
       <w:br/>
     </w:r>

--- a/tillsyn/A 45663-2024 tillsynsbegäran.docx
+++ b/tillsyn/A 45663-2024 tillsynsbegäran.docx
@@ -1289,7 +1289,7 @@
     <w:r>
       <w:tab/>
       <w:tab/>
-      <w:t>2026-10-14</w:t>
+      <w:t>2026-10-15</w:t>
       <w:br/>
       <w:br/>
     </w:r>

--- a/tillsyn/A 45663-2024 tillsynsbegäran.docx
+++ b/tillsyn/A 45663-2024 tillsynsbegäran.docx
@@ -1289,7 +1289,7 @@
     <w:r>
       <w:tab/>
       <w:tab/>
-      <w:t>2026-10-15</w:t>
+      <w:t>2026-10-16</w:t>
       <w:br/>
       <w:br/>
     </w:r>

--- a/tillsyn/A 45663-2024 tillsynsbegäran.docx
+++ b/tillsyn/A 45663-2024 tillsynsbegäran.docx
@@ -1289,7 +1289,7 @@
     <w:r>
       <w:tab/>
       <w:tab/>
-      <w:t>2026-10-16</w:t>
+      <w:t>2026-10-17</w:t>
       <w:br/>
       <w:br/>
     </w:r>

--- a/tillsyn/A 45663-2024 tillsynsbegäran.docx
+++ b/tillsyn/A 45663-2024 tillsynsbegäran.docx
@@ -1289,7 +1289,7 @@
     <w:r>
       <w:tab/>
       <w:tab/>
-      <w:t>2026-10-17</w:t>
+      <w:t>2026-10-18</w:t>
       <w:br/>
       <w:br/>
     </w:r>

--- a/tillsyn/A 45663-2024 tillsynsbegäran.docx
+++ b/tillsyn/A 45663-2024 tillsynsbegäran.docx
@@ -1289,7 +1289,7 @@
     <w:r>
       <w:tab/>
       <w:tab/>
-      <w:t>2026-10-18</w:t>
+      <w:t>2026-10-19</w:t>
       <w:br/>
       <w:br/>
     </w:r>

--- a/tillsyn/A 45663-2024 tillsynsbegäran.docx
+++ b/tillsyn/A 45663-2024 tillsynsbegäran.docx
@@ -1289,7 +1289,7 @@
     <w:r>
       <w:tab/>
       <w:tab/>
-      <w:t>2026-10-19</w:t>
+      <w:t>2026-10-20</w:t>
       <w:br/>
       <w:br/>
     </w:r>

--- a/tillsyn/A 45663-2024 tillsynsbegäran.docx
+++ b/tillsyn/A 45663-2024 tillsynsbegäran.docx
@@ -1289,7 +1289,7 @@
     <w:r>
       <w:tab/>
       <w:tab/>
-      <w:t>2026-10-20</w:t>
+      <w:t>2026-10-21</w:t>
       <w:br/>
       <w:br/>
     </w:r>

--- a/tillsyn/A 45663-2024 tillsynsbegäran.docx
+++ b/tillsyn/A 45663-2024 tillsynsbegäran.docx
@@ -1289,7 +1289,7 @@
     <w:r>
       <w:tab/>
       <w:tab/>
-      <w:t>2026-10-21</w:t>
+      <w:t>2026-10-22</w:t>
       <w:br/>
       <w:br/>
     </w:r>

--- a/tillsyn/A 45663-2024 tillsynsbegäran.docx
+++ b/tillsyn/A 45663-2024 tillsynsbegäran.docx
@@ -1289,7 +1289,7 @@
     <w:r>
       <w:tab/>
       <w:tab/>
-      <w:t>2026-10-22</w:t>
+      <w:t>2026-10-23</w:t>
       <w:br/>
       <w:br/>
     </w:r>

--- a/tillsyn/A 45663-2024 tillsynsbegäran.docx
+++ b/tillsyn/A 45663-2024 tillsynsbegäran.docx
@@ -1289,7 +1289,7 @@
     <w:r>
       <w:tab/>
       <w:tab/>
-      <w:t>2026-10-23</w:t>
+      <w:t>2026-10-24</w:t>
       <w:br/>
       <w:br/>
     </w:r>

--- a/tillsyn/A 45663-2024 tillsynsbegäran.docx
+++ b/tillsyn/A 45663-2024 tillsynsbegäran.docx
@@ -1289,7 +1289,7 @@
     <w:r>
       <w:tab/>
       <w:tab/>
-      <w:t>2026-10-24</w:t>
+      <w:t>2026-10-25</w:t>
       <w:br/>
       <w:br/>
     </w:r>

--- a/tillsyn/A 45663-2024 tillsynsbegäran.docx
+++ b/tillsyn/A 45663-2024 tillsynsbegäran.docx
@@ -1289,7 +1289,7 @@
     <w:r>
       <w:tab/>
       <w:tab/>
-      <w:t>2026-10-25</w:t>
+      <w:t>2026-10-26</w:t>
       <w:br/>
       <w:br/>
     </w:r>

--- a/tillsyn/A 45663-2024 tillsynsbegäran.docx
+++ b/tillsyn/A 45663-2024 tillsynsbegäran.docx
@@ -1289,7 +1289,7 @@
     <w:r>
       <w:tab/>
       <w:tab/>
-      <w:t>2026-10-26</w:t>
+      <w:t>2026-10-27</w:t>
       <w:br/>
       <w:br/>
     </w:r>

--- a/tillsyn/A 45663-2024 tillsynsbegäran.docx
+++ b/tillsyn/A 45663-2024 tillsynsbegäran.docx
@@ -1289,7 +1289,7 @@
     <w:r>
       <w:tab/>
       <w:tab/>
-      <w:t>2026-10-27</w:t>
+      <w:t>2026-10-28</w:t>
       <w:br/>
       <w:br/>
     </w:r>

--- a/tillsyn/A 45663-2024 tillsynsbegäran.docx
+++ b/tillsyn/A 45663-2024 tillsynsbegäran.docx
@@ -1289,7 +1289,7 @@
     <w:r>
       <w:tab/>
       <w:tab/>
-      <w:t>2026-10-28</w:t>
+      <w:t>2026-10-29</w:t>
       <w:br/>
       <w:br/>
     </w:r>

--- a/tillsyn/A 45663-2024 tillsynsbegäran.docx
+++ b/tillsyn/A 45663-2024 tillsynsbegäran.docx
@@ -1289,7 +1289,7 @@
     <w:r>
       <w:tab/>
       <w:tab/>
-      <w:t>2026-10-29</w:t>
+      <w:t>2026-10-31</w:t>
       <w:br/>
       <w:br/>
     </w:r>
